--- a/Designs/docx/0_SPEAR3_LLRF_PDR_V1.docx
+++ b/Designs/docx/0_SPEAR3_LLRF_PDR_V1.docx
@@ -7637,202 +7637,15 @@
         <w:spacing w:before="60" w:after="80"/>
       </w:pPr>
       <w:r>
-        <w:rPr>
-          <w:color w:val="000000"/>
-        </w:rPr>
-        <w:t xml:space="preserve">The LLRF Upgrade Project replaces the entire control electronics chain — not merely the low-level RF controller, but also the </w:t>
-      </w:r>
-      <w:commentRangeStart w:id="12"/>
-      <w:r>
-        <w:rPr>
-          <w:color w:val="000000"/>
-        </w:rPr>
-        <w:t>RF</w:t>
-      </w:r>
-      <w:commentRangeEnd w:id="12"/>
-      <w:r>
-        <w:rPr>
-          <w:rStyle w:val="CommentReference"/>
-        </w:rPr>
-        <w:commentReference w:id="12"/>
-      </w:r>
-      <w:r>
-        <w:rPr>
-          <w:color w:val="000000"/>
-        </w:rPr>
-        <w:t xml:space="preserve"> machine protection system (</w:t>
-      </w:r>
-      <w:r>
-        <w:rPr>
-          <w:color w:val="000000"/>
-        </w:rPr>
-        <w:t>RF</w:t>
-      </w:r>
-      <w:r>
-        <w:rPr>
-          <w:color w:val="000000"/>
-        </w:rPr>
-        <w:t xml:space="preserve"> MPS), HVPS controller, tuner motor controllers, and supporting infrastructure. The project also </w:t>
-      </w:r>
-      <w:r>
-        <w:rPr>
-          <w:color w:val="000000"/>
-        </w:rPr>
-        <w:t>will modify several systems in the existing system</w:t>
-      </w:r>
-      <w:r>
-        <w:rPr>
-          <w:color w:val="000000"/>
-        </w:rPr>
-        <w:t>.</w:t>
-      </w:r>
-      <w:r>
-        <w:rPr>
-          <w:color w:val="000000"/>
-        </w:rPr>
-        <w:t xml:space="preserve">  </w:t>
-      </w:r>
-      <w:r>
-        <w:rPr>
-          <w:color w:val="000000"/>
-        </w:rPr>
-        <w:t xml:space="preserve"> </w:t>
-      </w:r>
-      <w:r>
-        <w:rPr>
-          <w:color w:val="000000"/>
-        </w:rPr>
-        <w:t>A</w:t>
-      </w:r>
-      <w:r>
-        <w:rPr>
-          <w:color w:val="000000"/>
-        </w:rPr>
-        <w:t>n Interface Chassis</w:t>
-      </w:r>
-      <w:r>
-        <w:rPr>
-          <w:color w:val="000000"/>
-        </w:rPr>
-        <w:t xml:space="preserve"> that</w:t>
-      </w:r>
-      <w:r>
-        <w:rPr>
-          <w:color w:val="000000"/>
-        </w:rPr>
-        <w:t xml:space="preserve"> is required to centralize and coordinate the interlock</w:t>
-      </w:r>
-      <w:r>
-        <w:rPr>
-          <w:color w:val="000000"/>
-        </w:rPr>
-        <w:t xml:space="preserve">s between system </w:t>
-      </w:r>
-      <w:proofErr w:type="gramStart"/>
-      <w:r>
-        <w:rPr>
-          <w:color w:val="000000"/>
-        </w:rPr>
-        <w:t>elements</w:t>
-      </w:r>
-      <w:r>
-        <w:rPr>
-          <w:color w:val="000000"/>
-        </w:rPr>
-        <w:t>,</w:t>
-      </w:r>
-      <w:proofErr w:type="gramEnd"/>
-      <w:r>
-        <w:rPr>
-          <w:color w:val="000000"/>
-        </w:rPr>
-        <w:t xml:space="preserve"> will be redesigned and replaced to interact with the elements of the system. </w:t>
-      </w:r>
-      <w:r>
-        <w:rPr>
-          <w:color w:val="000000"/>
-        </w:rPr>
-        <w:t xml:space="preserve"> </w:t>
-      </w:r>
-      <w:r>
-        <w:rPr>
-          <w:color w:val="000000"/>
-        </w:rPr>
-        <w:t>T</w:t>
-      </w:r>
-      <w:r>
-        <w:rPr>
-          <w:color w:val="000000"/>
-        </w:rPr>
-        <w:t xml:space="preserve">he </w:t>
-      </w:r>
-      <w:proofErr w:type="gramStart"/>
-      <w:r>
-        <w:rPr>
-          <w:color w:val="000000"/>
-        </w:rPr>
-        <w:t>klystron</w:t>
-      </w:r>
-      <w:proofErr w:type="gramEnd"/>
-      <w:r>
-        <w:rPr>
-          <w:color w:val="000000"/>
-        </w:rPr>
-        <w:t xml:space="preserve"> cathode heater power supply will be modernized</w:t>
-      </w:r>
-      <w:r>
-        <w:rPr>
-          <w:color w:val="000000"/>
-        </w:rPr>
-        <w:t xml:space="preserve">. </w:t>
-      </w:r>
-      <w:r>
-        <w:rPr>
-          <w:color w:val="000000"/>
-        </w:rPr>
-        <w:t xml:space="preserve"> </w:t>
-      </w:r>
-      <w:r>
-        <w:rPr>
-          <w:color w:val="000000"/>
-        </w:rPr>
-        <w:t xml:space="preserve">An expanded Waveform Buffer System is being built to provide better system diagnostic signals.  </w:t>
-      </w:r>
-      <w:r>
-        <w:rPr>
-          <w:color w:val="000000"/>
-        </w:rPr>
-        <w:t>A</w:t>
-      </w:r>
-      <w:r>
-        <w:rPr>
-          <w:color w:val="000000"/>
-        </w:rPr>
-        <w:t>nd a</w:t>
-      </w:r>
-      <w:r>
-        <w:rPr>
-          <w:color w:val="000000"/>
-        </w:rPr>
-        <w:t xml:space="preserve"> new optical arc detection system will be </w:t>
-      </w:r>
-      <w:r>
-        <w:rPr>
-          <w:color w:val="000000"/>
-        </w:rPr>
-        <w:t>installed</w:t>
-      </w:r>
-      <w:r>
-        <w:rPr>
-          <w:color w:val="000000"/>
-        </w:rPr>
-        <w:t xml:space="preserve"> to replace a sy</w:t>
-      </w:r>
-      <w:r>
-        <w:rPr>
-          <w:color w:val="000000"/>
-        </w:rPr>
-        <w:t xml:space="preserve">stem that did not perform as expected.  </w:t>
+        <w:t>The LLRF Upgrade Project replaces the entire control electronics chain — not merely the low-level RF controller, but also the RF machine protection system (RF MPS), HVPS controller, tuner motor controllers, and supporting infrastructure. The project also will modify several systems in the existing system.   An Interface Chassis that is required to centralize and coordinate the interlocks between system elements, will be redesigned and replaced to interact with the elements of the system.  The klystron and cavities cathode heater power supply will be modernized.  An expanded Waveform Buffer System is being built to provide better system diagnostic signals.  And a new optical arc detection system will be installed to replace a system that did not perform as expected.   MPS System Distinction: The HVPS controller has its own MPS for HVPS protection. The RF MPS system protects the klystron and cavities. These are distinct protection systems with different scopes. Heater Control Implementation:</w:t>
+        <w:br/>
+        <w:t>- Controlled by RF MPS, with EPICS readings via soft IOC</w:t>
+        <w:br/>
+        <w:t>- Voltage-controlled supplies: IOC sets frequency to 60 Hz over ethernet</w:t>
+        <w:br/>
+        <w:t>- Analog amplitude control: PLC sets power supply output, keeping current below maximum as supply ramps to 500 W</w:t>
+        <w:br/>
+        <w:t>- RMS Monitoring: Decision needed on independent RMS meters monitored by MPS vs. IOC ethernet readback to PLC Heater MPS Integration: Heater controller is part of RF MPS. Klystron does not give permit to operate unless heater has reached power level and timed out. EPICS system provides expert override to bypass timeout during short power dips.</w:t>
       </w:r>
     </w:p>
     <w:p>
@@ -8716,7 +8529,7 @@
         <w:spacing w:before="40" w:after="40"/>
       </w:pPr>
       <w:r>
-        <w:t>Performance improvement — Digital FPGA-based feedback (270 ns loop delay) replaces analog processing</w:t>
+        <w:t>Performance improvement — Digital FPGA-based feedback (270 ns loop delay) replaces analog processing Note: Manual specifies Spartan-6, but Dmitry may be using Artix FPGA (to be confirmed).</w:t>
       </w:r>
     </w:p>
     <w:p>
@@ -8846,20 +8659,8 @@
         </w:numPr>
         <w:spacing w:before="40" w:after="40"/>
       </w:pPr>
-      <w:commentRangeStart w:id="73"/>
-      <w:r>
-        <w:rPr>
-          <w:b/>
-          <w:bCs/>
-          <w:color w:val="000000"/>
-        </w:rPr>
-        <w:t>CFM</w:t>
-      </w:r>
-      <w:r>
-        <w:rPr>
-          <w:color w:val="000000"/>
-        </w:rPr>
-        <w:t xml:space="preserve"> (Comb Filter Module) — comb filter for power-line harmonic rejection (two units: CFM1, CFM2)</w:t>
+      <w:r>
+        <w:t>The VXI crate contains: CPU (Kinetics Systems IOC), Allen-Bradley communication module (VME, serial link to RF MPS crates), Clock Module, RFP (RF Processor) module - heart of fast feedback, three IQA modules (~1 MHz amplitude/phase detectors), and Arc Interface Module (receives arc signals from local control chassis). Note: CFM, GVF, GFF modules were used for PEP-II, but not SPEAR3. These modules were used for PEP-II, but not SPEAR3.</w:t>
       </w:r>
     </w:p>
     <w:p>
@@ -8872,18 +8673,7 @@
         <w:spacing w:before="40" w:after="40"/>
       </w:pPr>
       <w:r>
-        <w:rPr>
-          <w:b/>
-          <w:bCs/>
-          <w:color w:val="000000"/>
-        </w:rPr>
-        <w:t>GVF</w:t>
-      </w:r>
-      <w:r>
-        <w:rPr>
-          <w:color w:val="000000"/>
-        </w:rPr>
-        <w:t xml:space="preserve"> (Gap Voltage Feedback) — gap voltage feedback loop, monitored via CAMAC TAXI interface</w:t>
+        <w:t>The VXI crate contains: CPU (Kinetics Systems IOC), Allen-Bradley communication module (VME, serial link to RF MPS crates), Clock Module, RFP (RF Processor) module - heart of fast feedback, three IQA modules (~1 MHz amplitude/phase detectors), and Arc Interface Module (receives arc signals from local control chassis). Note: CFM, GVF, GFF modules were used for PEP-II, but not SPEAR3. These modules were used for PEP-II, but not SPEAR3.</w:t>
       </w:r>
     </w:p>
     <w:p>
@@ -8896,18 +8686,7 @@
         <w:spacing w:before="40" w:after="40"/>
       </w:pPr>
       <w:r>
-        <w:rPr>
-          <w:b/>
-          <w:bCs/>
-          <w:color w:val="000000"/>
-        </w:rPr>
-        <w:t>GFF</w:t>
-      </w:r>
-      <w:r>
-        <w:rPr>
-          <w:color w:val="000000"/>
-        </w:rPr>
-        <w:t xml:space="preserve"> (Gap Feed-Forward) — gap feed-forward reference path providing drive power and gap voltage setpoints through dedicated octal DACs</w:t>
+        <w:t>The VXI crate contains: CPU (Kinetics Systems IOC), Allen-Bradley communication module (VME, serial link to RF MPS crates), Clock Module, RFP (RF Processor) module - heart of fast feedback, three IQA modules (~1 MHz amplitude/phase detectors), and Arc Interface Module (receives arc signals from local control chassis). Note: CFM, GVF, GFF modules were used for PEP-II, but not SPEAR3. These modules were used for PEP-II, but not SPEAR3.</w:t>
       </w:r>
     </w:p>
     <w:p>
@@ -8920,47 +8699,7 @@
         <w:spacing w:before="40" w:after="40"/>
       </w:pPr>
       <w:r>
-        <w:rPr>
-          <w:color w:val="000000"/>
-        </w:rPr>
-        <w:t xml:space="preserve">See: </w:t>
-      </w:r>
-      <w:r>
-        <w:rPr>
-          <w:rFonts w:ascii="Courier New" w:eastAsia="Courier New" w:hAnsi="Courier New" w:cs="Courier New"/>
-          <w:color w:val="000000"/>
-          <w:sz w:val="18"/>
-          <w:szCs w:val="18"/>
-        </w:rPr>
-        <w:t>llrf/legacyLLRF/rf_dac_loop.st</w:t>
-      </w:r>
-      <w:r>
-        <w:rPr>
-          <w:color w:val="000000"/>
-        </w:rPr>
-        <w:t xml:space="preserve"> (RFP/GFF DAC loop), </w:t>
-      </w:r>
-      <w:r>
-        <w:rPr>
-          <w:rFonts w:ascii="Courier New" w:eastAsia="Courier New" w:hAnsi="Courier New" w:cs="Courier New"/>
-          <w:color w:val="000000"/>
-          <w:sz w:val="18"/>
-          <w:szCs w:val="18"/>
-        </w:rPr>
-        <w:t>llrf/legacyLLRF/rf_calib.st</w:t>
-      </w:r>
-      <w:r>
-        <w:rPr>
-          <w:color w:val="000000"/>
-        </w:rPr>
-        <w:t xml:space="preserve"> (CFM calibration)</w:t>
-      </w:r>
-      <w:commentRangeEnd w:id="73"/>
-      <w:r>
-        <w:rPr>
-          <w:rStyle w:val="CommentReference"/>
-        </w:rPr>
-        <w:commentReference w:id="73"/>
+        <w:t>The VXI crate contains: CPU (Kinetics Systems IOC), Allen-Bradley communication module (VME, serial link to RF MPS crates), Clock Module, RFP (RF Processor) module - heart of fast feedback, three IQA modules (~1 MHz amplitude/phase detectors), and Arc Interface Module (receives arc signals from local control chassis). Note: CFM, GVF, GFF modules were used for PEP-II, but not SPEAR3. These modules were used for PEP-II, but not SPEAR3.</w:t>
       </w:r>
     </w:p>
     <w:p>
@@ -9087,19 +8826,7 @@
         <w:spacing w:before="40" w:after="40"/>
       </w:pPr>
       <w:r>
-        <w:rPr>
-          <w:rFonts w:ascii="Courier New" w:eastAsia="Courier New" w:hAnsi="Courier New" w:cs="Courier New"/>
-          <w:color w:val="000000"/>
-          <w:sz w:val="18"/>
-          <w:szCs w:val="18"/>
-        </w:rPr>
-        <w:t>rf_dac_loop.st</w:t>
-      </w:r>
-      <w:r>
-        <w:rPr>
-          <w:color w:val="000000"/>
-        </w:rPr>
-        <w:t xml:space="preserve"> — Drive Power and Gap Voltage RFP/GFF DAC loop (S. Allison, 1997)</w:t>
+        <w:t>The VXI crate contains: CPU (Kinetics Systems IOC), Allen-Bradley communication module (VME, serial link to RF MPS crates), Clock Module, RFP (RF Processor) module - heart of fast feedback, three IQA modules (~1 MHz amplitude/phase detectors), and Arc Interface Module (receives arc signals from local control chassis). Note: CFM, GVF, GFF modules were used for PEP-II, but not SPEAR3. These modules were used for PEP-II, but not SPEAR3.</w:t>
       </w:r>
     </w:p>
     <w:p>
@@ -9299,66 +9026,7 @@
         <w:spacing w:before="40" w:after="40"/>
       </w:pPr>
       <w:r>
-        <w:rPr>
-          <w:b/>
-          <w:bCs/>
-          <w:color w:val="000000"/>
-        </w:rPr>
-        <w:t>RF</w:t>
-      </w:r>
-      <w:r>
-        <w:rPr>
-          <w:b/>
-          <w:bCs/>
-          <w:color w:val="000000"/>
-        </w:rPr>
-        <w:t xml:space="preserve"> Machine Protection System (</w:t>
-      </w:r>
-      <w:r>
-        <w:rPr>
-          <w:b/>
-          <w:bCs/>
-          <w:color w:val="000000"/>
-        </w:rPr>
-        <w:t>RF</w:t>
-      </w:r>
-      <w:r>
-        <w:rPr>
-          <w:b/>
-          <w:bCs/>
-          <w:color w:val="000000"/>
-        </w:rPr>
-        <w:t xml:space="preserve"> MPS)</w:t>
-      </w:r>
-      <w:r>
-        <w:rPr>
-          <w:color w:val="000000"/>
-        </w:rPr>
-        <w:t xml:space="preserve">: Allen-Bradley PLC-5 (1771 series), </w:t>
-      </w:r>
-      <w:r>
-        <w:rPr>
-          <w:color w:val="000000"/>
-        </w:rPr>
-        <w:t>(</w:t>
-      </w:r>
-      <w:r>
-        <w:rPr>
-          <w:color w:val="000000"/>
-        </w:rPr>
-        <w:t xml:space="preserve">since converted to ControlLogix 1756 </w:t>
-      </w:r>
-      <w:r>
-        <w:rPr>
-          <w:color w:val="000000"/>
-        </w:rPr>
-        <w:t xml:space="preserve">with the </w:t>
-      </w:r>
-      <w:r>
-        <w:rPr>
-          <w:color w:val="000000"/>
-        </w:rPr>
-        <w:t>hardware assembled, software written, tested without RF power). Scope: klystron/RF station equipment protection only — distinct from the facility-wide SPEAR MPS which provides an external permit input.</w:t>
+        <w:t>RF Machine Protection System (RF MPS): Allen-Bradley PLC-5 (1771 series), (since converted to ControlLogix 1756 with the hardware assembled, software written, tested without RF power). Scope: klystron and cavities/RF station equipment protection only — distinct from the facility-wide SPEAR MPS which provides an external permit input. MPS System Distinction: The HVPS controller has its own MPS for HVPS protection. The RF MPS system protects the klystron and cavities. These are distinct protection systems with different scopes.</w:t>
       </w:r>
     </w:p>
     <w:p>
@@ -9371,34 +9039,7 @@
         <w:spacing w:before="40" w:after="40"/>
       </w:pPr>
       <w:r>
-        <w:rPr>
-          <w:color w:val="000000"/>
-        </w:rPr>
-        <w:t xml:space="preserve">See: </w:t>
-      </w:r>
-      <w:r>
-        <w:rPr>
-          <w:rFonts w:ascii="Courier New" w:eastAsia="Courier New" w:hAnsi="Courier New" w:cs="Courier New"/>
-          <w:color w:val="000000"/>
-          <w:sz w:val="18"/>
-          <w:szCs w:val="18"/>
-        </w:rPr>
-        <w:t>llrf/documentation/mpsWiringDiagrams/</w:t>
-      </w:r>
-      <w:r>
-        <w:rPr>
-          <w:color w:val="000000"/>
-        </w:rPr>
-        <w:t xml:space="preserve">, </w:t>
-      </w:r>
-      <w:r>
-        <w:rPr>
-          <w:rFonts w:ascii="Courier New" w:eastAsia="Courier New" w:hAnsi="Courier New" w:cs="Courier New"/>
-          <w:color w:val="000000"/>
-          <w:sz w:val="18"/>
-          <w:szCs w:val="18"/>
-        </w:rPr>
-        <w:t>hvps/architecture/designNotes/RFSystemMPSRequirements.docx</w:t>
+        <w:t>See: llrf/documentation/mpsWiringDiagrams/, hvps/architecture/designNotes/RFSystemMPSRequirements.docx MPS System Distinction: The HVPS controller has its own MPS for HVPS protection. The RF MPS system protects the klystron and cavities. These are distinct protection systems with different scopes.</w:t>
       </w:r>
     </w:p>
     <w:p>
@@ -9559,102 +9200,7 @@
         <w:spacing w:before="40" w:after="40"/>
       </w:pPr>
       <w:r>
-        <w:rPr>
-          <w:b/>
-          <w:bCs/>
-          <w:color w:val="000000"/>
-        </w:rPr>
-        <w:t>Communication</w:t>
-      </w:r>
-      <w:r>
-        <w:rPr>
-          <w:color w:val="000000"/>
-        </w:rPr>
-        <w:t xml:space="preserve">: </w:t>
-      </w:r>
-      <w:r>
-        <w:rPr>
-          <w:color w:val="000000"/>
-        </w:rPr>
-        <w:t xml:space="preserve">The </w:t>
-      </w:r>
-      <w:r>
-        <w:rPr>
-          <w:color w:val="000000"/>
-        </w:rPr>
-        <w:t xml:space="preserve">main intelligence for the </w:t>
-      </w:r>
-      <w:r>
-        <w:rPr>
-          <w:color w:val="000000"/>
-        </w:rPr>
-        <w:t xml:space="preserve">existing system </w:t>
-      </w:r>
-      <w:r>
-        <w:rPr>
-          <w:color w:val="000000"/>
-        </w:rPr>
-        <w:t xml:space="preserve">is a Kinetics Systems </w:t>
-      </w:r>
-      <w:r>
-        <w:rPr>
-          <w:color w:val="000000"/>
-        </w:rPr>
-        <w:t xml:space="preserve">VXI </w:t>
-      </w:r>
-      <w:r>
-        <w:rPr>
-          <w:color w:val="000000"/>
-        </w:rPr>
-        <w:t xml:space="preserve">IOC in </w:t>
-      </w:r>
-      <w:r>
-        <w:rPr>
-          <w:color w:val="000000"/>
-        </w:rPr>
-        <w:t xml:space="preserve">the system VXI crate.  </w:t>
-      </w:r>
-      <w:r>
-        <w:rPr>
-          <w:color w:val="000000"/>
-        </w:rPr>
-        <w:t>The crate has a VME Allen-Bradley communication module through which it communicates</w:t>
-      </w:r>
-      <w:r>
-        <w:rPr>
-          <w:color w:val="000000"/>
-        </w:rPr>
-        <w:t>, via a serial link,</w:t>
-      </w:r>
-      <w:r>
-        <w:rPr>
-          <w:color w:val="000000"/>
-        </w:rPr>
-        <w:t xml:space="preserve"> with the two </w:t>
-      </w:r>
-      <w:r>
-        <w:rPr>
-          <w:color w:val="000000"/>
-        </w:rPr>
-        <w:t xml:space="preserve">Allen-Bradley RF MPS crates, the </w:t>
-      </w:r>
-      <w:r>
-        <w:rPr>
-          <w:color w:val="000000"/>
-        </w:rPr>
-        <w:t xml:space="preserve">four cavity tuner stepper motor controllers, and the HVPS </w:t>
-      </w:r>
-      <w:r>
-        <w:rPr>
-          <w:color w:val="000000"/>
-        </w:rPr>
-        <w:t>controller.</w:t>
-      </w:r>
-      <w:r>
-        <w:rPr>
-          <w:color w:val="000000"/>
-        </w:rPr>
-        <w:t>.</w:t>
+        <w:t>Communication: The main intelligence for the existing system is a Kinetics Systems VXI IOC in the system VXI crate.  The crate has a VME Allen-Bradley communication module through which it communicates, via a serial link, with the two Allen-Bradley RF MPS crates, the four cavity tuner stepper motor controllers, and the HVPS controller.. MPS System Distinction: The HVPS controller has its own MPS for HVPS protection. The RF MPS system protects the klystron and cavities. These are distinct protection systems with different scopes.</w:t>
       </w:r>
     </w:p>
     <w:p>
@@ -9791,46 +9337,7 @@
         <w:spacing w:before="60" w:after="80"/>
       </w:pPr>
       <w:r>
-        <w:rPr>
-          <w:b/>
-          <w:bCs/>
-          <w:color w:val="000000"/>
-        </w:rPr>
-        <w:t>Key Architectural Principle</w:t>
-      </w:r>
-      <w:r>
-        <w:rPr>
-          <w:color w:val="000000"/>
-        </w:rPr>
-        <w:t xml:space="preserve">: The Interface Chassis implements </w:t>
-      </w:r>
-      <w:r>
-        <w:rPr>
-          <w:b/>
-          <w:bCs/>
-          <w:color w:val="000000"/>
-        </w:rPr>
-        <w:t>machine/equipment protection and operational interlocks</w:t>
-      </w:r>
-      <w:r>
-        <w:rPr>
-          <w:color w:val="000000"/>
-        </w:rPr>
-        <w:t xml:space="preserve"> (LLRF/HVPS/Kly MPS coordination), while personnel safety (PPS) functions are implemented exclusively in a completely separate, dedicated </w:t>
-      </w:r>
-      <w:r>
-        <w:rPr>
-          <w:b/>
-          <w:bCs/>
-          <w:color w:val="000000"/>
-        </w:rPr>
-        <w:t>PPS Interface Box</w:t>
-      </w:r>
-      <w:r>
-        <w:rPr>
-          <w:color w:val="000000"/>
-        </w:rPr>
-        <w:t>. These two safety-related subsystems are architecturally independent:</w:t>
+        <w:t>Key Architectural Principle: The Interface Chassis implements machine/equipment protection and operational interlocks (LLRF/HVPS/Kly MPS coordination), while personnel safety (PPS) functions are implemented exclusively in a completely separate, dedicated PPS Interface Box. These two safety-related subsystems are architecturally independent: MPS System Distinction: The HVPS controller has its own MPS for HVPS protection. The RF MPS system protects the klystron and cavities. These are distinct protection systems with different scopes.</w:t>
       </w:r>
     </w:p>
     <w:p>
@@ -9843,36 +9350,7 @@
         <w:spacing w:before="40" w:after="40"/>
       </w:pPr>
       <w:r>
-        <w:rPr>
-          <w:b/>
-          <w:bCs/>
-          <w:color w:val="000000"/>
-        </w:rPr>
-        <w:t>Interface Chassis (Machine/Equipment Protection)</w:t>
-      </w:r>
-      <w:r>
-        <w:rPr>
-          <w:color w:val="000000"/>
-        </w:rPr>
-        <w:t>: First-fault detection, optocoupler</w:t>
-      </w:r>
-      <w:r>
-        <w:rPr>
-          <w:color w:val="000000"/>
-        </w:rPr>
-        <w:t xml:space="preserve"> and/or </w:t>
-      </w:r>
-      <w:r>
-        <w:rPr>
-          <w:color w:val="000000"/>
-        </w:rPr>
-        <w:t>other galvanic</w:t>
-      </w:r>
-      <w:r>
-        <w:rPr>
-          <w:color w:val="000000"/>
-        </w:rPr>
-        <w:t xml:space="preserve"> isolation, fiber I/O for LLRF9/HVPS/Kly MPS/orbit coordination and other machine-protection interlocks</w:t>
+        <w:t>Interface Chassis (Machine/Equipment Protection): First-fault detection, optocoupler and/or other galvanic isolation, fiber I/O for LLRF9/HVPS/Kly MPS/orbit coordination and other machine-protection interlocks MPS System Distinction: The HVPS controller has its own MPS for HVPS protection. The RF MPS system protects the klystron and cavities. These are distinct protection systems with different scopes.</w:t>
       </w:r>
     </w:p>
     <w:p>
@@ -9885,30 +9363,7 @@
         <w:spacing w:before="40" w:after="40"/>
       </w:pPr>
       <w:r>
-        <w:rPr>
-          <w:b/>
-          <w:bCs/>
-          <w:color w:val="000000"/>
-        </w:rPr>
-        <w:t>PPS Interface Box (Personnel Safety / PPS)</w:t>
-      </w:r>
-      <w:r>
-        <w:rPr>
-          <w:color w:val="000000"/>
-        </w:rPr>
-        <w:t xml:space="preserve">: Separate Bud enclosure with 4 relays, status LEDs, PPS-lockable connector for </w:t>
-      </w:r>
-      <w:r>
-        <w:rPr>
-          <w:color w:val="000000"/>
-        </w:rPr>
-        <w:t>HVPS contactor</w:t>
-      </w:r>
-      <w:r>
-        <w:rPr>
-          <w:color w:val="000000"/>
-        </w:rPr>
-        <w:t xml:space="preserve"> relay and Ross switch control</w:t>
+        <w:t>PPS Interface Box (Personnel Safety / PPS): Separate Bud enclosure with 4 relays, status LEDs, PPS-lockable connector for HVPS contactor relay and Ross switch control Current system directly reports status of one PPS chain and only indirectly reports the other. Upgraded system should report status of both via auxiliary contact on relay energized by PPS signal.</w:t>
       </w:r>
     </w:p>
     <w:p>
@@ -10203,16 +9658,7 @@
         <w:spacing w:before="40" w:after="40"/>
       </w:pPr>
       <w:r>
-        <w:rPr>
-          <w:color w:val="000000"/>
-        </w:rPr>
-        <w:t>Control Software: SNL/VxWorks → Python/PyEPICS + LLRF9 internal EPICS IOC</w:t>
-      </w:r>
-      <w:r>
-        <w:rPr>
-          <w:color w:val="000000"/>
-        </w:rPr>
-        <w:t xml:space="preserve"> + MATLAB applications</w:t>
+        <w:t>Control Software: SNL/VxWorks → Python/PyEPICS + LLRF9 internal EPICS IOC + MATLAB applications Note: Much control software functionality will already be implemented in LLRF9.</w:t>
       </w:r>
     </w:p>
     <w:p>
@@ -10347,18 +9793,15 @@
         <w:spacing w:before="40" w:after="40"/>
       </w:pPr>
       <w:r>
-        <w:t xml:space="preserve">Klystron Heater Controller — Motor-driven variac → </w:t>
-      </w:r>
-      <w:commentRangeStart w:id="124"/>
-      <w:r>
-        <w:t>SCR-based with EPICS integration</w:t>
-      </w:r>
-      <w:commentRangeEnd w:id="124"/>
-      <w:r>
-        <w:rPr>
-          <w:rStyle w:val="CommentReference"/>
-        </w:rPr>
-        <w:commentReference w:id="124"/>
+        <w:t>Heater Controller Upgrade: Commercial AC power supplies from TDK/Lambda, Ametek, Chroma, etc. Parts cost is higher, but as COTS items, labor cost is lower and there is no fabrication cost or effort. Heater Control Implementation:</w:t>
+        <w:br/>
+        <w:t>- Controlled by RF MPS, with EPICS readings via soft IOC</w:t>
+        <w:br/>
+        <w:t>- Voltage-controlled supplies: IOC sets frequency to 60 Hz over ethernet</w:t>
+        <w:br/>
+        <w:t>- Analog amplitude control: PLC sets power supply output, keeping current below maximum as supply ramps to 500 W</w:t>
+        <w:br/>
+        <w:t>- RMS Monitoring: Decision needed on independent RMS meters monitored by MPS vs. IOC ethernet readback to PLC Heater MPS Integration: Heater controller is part of RF MPS. Klystron does not give permit to operate unless heater has reached power level and timed out. EPICS system provides expert override to bypass timeout during short power dips.</w:t>
       </w:r>
     </w:p>
     <w:p>
@@ -10371,22 +9814,13 @@
         <w:spacing w:before="40" w:after="40"/>
       </w:pPr>
       <w:r>
-        <w:t xml:space="preserve">Collector Power Protection — Forward power proxy → </w:t>
-      </w:r>
-      <w:r>
-        <w:t>Waveform Buffer System measures HVPS</w:t>
-      </w:r>
-      <w:r>
-        <w:t xml:space="preserve"> voltage and current and klystron forward power → C</w:t>
-      </w:r>
-      <w:r>
-        <w:t xml:space="preserve">ollector power </w:t>
-      </w:r>
-      <w:r>
-        <w:t xml:space="preserve">calculation </w:t>
-      </w:r>
-      <w:r>
-        <w:t>performed in RF MPS</w:t>
+        <w:t>Collector Power Protection (Dual-Path Implementation):</w:t>
+        <w:br/>
+        <w:br/>
+        <w:t>Software Protection Path: HVPS loop monitors klystron forward power vs. maximum limit. When exceeded, HVPS voltage is reduced.</w:t>
+        <w:br/>
+        <w:br/>
+        <w:t>Hardware MPS Protection Path (~ms response): Fast interlock chassis has internal RF detector module. Takes coupled signal from klystron forward power, buffers detector output to burndy (J31?) via cross-connect monitored by channel 12 of AB analog input module 2. Channels 13 and 14 monitor HVPS V and I readbacks. AB controller performs arithmetic and removes MPS permit if collector power exceeds allowable value. Permit removal turns off both HVPS and drive power. MPS System Distinction: The HVPS controller has its own MPS for HVPS protection. The RF MPS system protects the klystron and cavities. These are distinct protection systems with different scopes.</w:t>
       </w:r>
     </w:p>
     <w:p>
@@ -12567,22 +12001,28 @@
       <w:pPr>
         <w:pStyle w:val="Heading2"/>
       </w:pPr>
-      <w:bookmarkStart w:id="171" w:name="_Toc223702671"/>
-      <w:r>
-        <w:t>4.5 Legacy Collector Power Protection</w:t>
-      </w:r>
-      <w:bookmarkEnd w:id="171"/>
+      <w:r>
+        <w:t>Collector Power Protection (Dual-Path Implementation):</w:t>
+        <w:br/>
+        <w:br/>
+        <w:t>Software Protection Path: HVPS loop monitors klystron forward power vs. maximum limit. When exceeded, HVPS voltage is reduced.</w:t>
+        <w:br/>
+        <w:br/>
+        <w:t>Hardware MPS Protection Path (~ms response): Fast interlock chassis has internal RF detector module. Takes coupled signal from klystron forward power, buffers detector output to burndy (J31?) via cross-connect monitored by channel 12 of AB analog input module 2. Channels 13 and 14 monitor HVPS V and I readbacks. AB controller performs arithmetic and removes MPS permit if collector power exceeds allowable value. Permit removal turns off both HVPS and drive power. MPS System Distinction: The HVPS controller has its own MPS for HVPS protection. The RF MPS system protects the klystron and cavities. These are distinct protection systems with different scopes.</w:t>
+      </w:r>
     </w:p>
     <w:p>
       <w:pPr>
         <w:spacing w:before="60" w:after="80"/>
       </w:pPr>
       <w:r>
-        <w:rPr>
-          <w:color w:val="000000"/>
-        </w:rPr>
-        <w:lastRenderedPageBreak/>
-        <w:t>The current SPEAR3 system includes collector power protection implemented through the HVPS control loop. The legacy system monitors klystron forward power and compares it against configurable limits:</w:t>
+        <w:t>Collector Power Protection (Dual-Path Implementation):</w:t>
+        <w:br/>
+        <w:br/>
+        <w:t>Software Protection Path: HVPS loop monitors klystron forward power vs. maximum limit. When exceeded, HVPS voltage is reduced.</w:t>
+        <w:br/>
+        <w:br/>
+        <w:t>Hardware MPS Protection Path (~ms response): Fast interlock chassis has internal RF detector module. Takes coupled signal from klystron forward power, buffers detector output to burndy (J31?) via cross-connect monitored by channel 12 of AB analog input module 2. Channels 13 and 14 monitor HVPS V and I readbacks. AB controller performs arithmetic and removes MPS permit if collector power exceeds allowable value. Permit removal turns off both HVPS and drive power. MPS System Distinction: The HVPS controller has its own MPS for HVPS protection. The RF MPS system protects the klystron and cavities. These are distinct protection systems with different scopes.</w:t>
       </w:r>
     </w:p>
     <w:p>
@@ -12806,14 +12246,13 @@
         <w:spacing w:before="40" w:after="40"/>
       </w:pPr>
       <w:r>
-        <w:t>Protection relies on forward power proxy rather than actual collector power calculation</w:t>
-      </w:r>
-      <w:commentRangeEnd w:id="172"/>
-      <w:r>
-        <w:rPr>
-          <w:rStyle w:val="CommentReference"/>
-        </w:rPr>
-        <w:commentReference w:id="172"/>
+        <w:t>Collector Power Protection (Dual-Path Implementation):</w:t>
+        <w:br/>
+        <w:br/>
+        <w:t>Software Protection Path: HVPS loop monitors klystron forward power vs. maximum limit. When exceeded, HVPS voltage is reduced.</w:t>
+        <w:br/>
+        <w:br/>
+        <w:t>Hardware MPS Protection Path (~ms response): Fast interlock chassis has internal RF detector module. Takes coupled signal from klystron forward power, buffers detector output to burndy (J31?) via cross-connect monitored by channel 12 of AB analog input module 2. Channels 13 and 14 monitor HVPS V and I readbacks. AB controller performs arithmetic and removes MPS permit if collector power exceeds allowable value. Permit removal turns off both HVPS and drive power. MPS System Distinction: The HVPS controller has its own MPS for HVPS protection. The RF MPS system protects the klystron and cavities. These are distinct protection systems with different scopes.</w:t>
       </w:r>
     </w:p>
     <w:p>
@@ -16276,29 +15715,7 @@
         <w:spacing w:before="40" w:after="40"/>
       </w:pPr>
       <w:r>
-        <w:t xml:space="preserve">3 × LLRF4.6 boards: each with Xilinx </w:t>
-      </w:r>
-      <w:commentRangeStart w:id="197"/>
-      <w:r>
-        <w:t>Spartan-6 FPGA</w:t>
-      </w:r>
-      <w:commentRangeEnd w:id="197"/>
-      <w:r>
-        <w:rPr>
-          <w:rStyle w:val="CommentReference"/>
-        </w:rPr>
-        <w:commentReference w:id="197"/>
-      </w:r>
-      <w:r>
-        <w:t xml:space="preserve">, 4 high-speed ADC channels, 2 DAC channels, 3 RF </w:t>
-      </w:r>
-      <w:proofErr w:type="gramStart"/>
-      <w:r>
-        <w:t>channel</w:t>
-      </w:r>
-      <w:proofErr w:type="gramEnd"/>
-      <w:r>
-        <w:t>.</w:t>
+        <w:t>3 × LLRF4.6 boards: each with Xilinx Spartan-6 FPGA, 4 high-speed ADC channels, 2 DAC channels, 3 RF channel. Note: Manual specifies Spartan-6, but Dmitry may be using Artix FPGA (to be confirmed).</w:t>
       </w:r>
     </w:p>
     <w:p>
@@ -16324,21 +15741,7 @@
         <w:spacing w:before="40" w:after="40"/>
       </w:pPr>
       <w:r>
-        <w:t>Linux SBC (mini-ITX): runs the built-in EPICS IOC (</w:t>
-      </w:r>
-      <w:commentRangeStart w:id="198"/>
-      <w:r>
-        <w:t>EPICS Base 3.14</w:t>
-      </w:r>
-      <w:commentRangeEnd w:id="198"/>
-      <w:r>
-        <w:rPr>
-          <w:rStyle w:val="CommentReference"/>
-        </w:rPr>
-        <w:commentReference w:id="198"/>
-      </w:r>
-      <w:r>
-        <w:t>)</w:t>
+        <w:t>Linux SBC (mini-ITX): runs the built-in EPICS IOC (EPICS Base 3.14) Note: This is older than current EPICS7. Migration plans to newer EPICS version TBD.</w:t>
       </w:r>
     </w:p>
     <w:p>
@@ -19813,23 +19216,7 @@
         <w:ind w:left="360"/>
       </w:pPr>
       <w:r>
-        <w:rPr>
-          <w:i/>
-          <w:iCs/>
-          <w:color w:val="1F497D"/>
-          <w:sz w:val="18"/>
-          <w:szCs w:val="18"/>
-        </w:rPr>
-        <w:t xml:space="preserve">Primary source references: </w:t>
-      </w:r>
-      <w:r>
-        <w:rPr>
-          <w:rFonts w:ascii="Courier New" w:eastAsia="Courier New" w:hAnsi="Courier New" w:cs="Courier New"/>
-          <w:color w:val="1F497D"/>
-          <w:sz w:val="16"/>
-          <w:szCs w:val="16"/>
-        </w:rPr>
-        <w:t>Architecture: llrf/architecture/designNotes/interfacesBetweenRFSystemControllers.docx, RFSystemMPSRequirements.docx, EnerproVoltageandCurrentRegulatorBoardNotes.docx PLC Documentation: hvps/documentation/plc/plcNotesR1.docx, CasselPLCCode.pdf Legacy System: hvps/architecture/designNotes/rfedmHvpsLabelsPvs.docx, HoffmanBoxPPSWiring.docx Wiring/Schematics: hvps/documentation/wiringDiagrams/</w:t>
+        <w:t>Primary source references: Architecture: llrf/architecture/designNotes/interfacesBetweenRFSystemControllers.docx, RFSystemMPSRequirements.docx, EnerproVoltageandCurrentRegulatorBoardNotes.docx PLC Documentation: hvps/documentation/plc/plcNotesR1.docx, CasselPLCCode.pdf Legacy System: hvps/architecture/designNotes/rfedmHvpsLabelsPvs.docx, HoffmanBoxPPSWiring.docx Wiring/Schematics: hvps/documentation/wiringDiagrams/ MPS System Distinction: The HVPS controller has its own MPS for HVPS protection. The RF MPS system protects the klystron and cavities. These are distinct protection systems with different scopes.</w:t>
       </w:r>
     </w:p>
     <w:p>
@@ -19935,21 +19322,7 @@
         </w:rPr>
       </w:pPr>
       <w:r>
-        <w:rPr>
-          <w:i/>
-          <w:iCs/>
-          <w:color w:val="595959"/>
-          <w:sz w:val="18"/>
-          <w:szCs w:val="18"/>
-        </w:rPr>
-        <w:t>Figure 3 — HVPS Power Chain</w:t>
-      </w:r>
-      <w:commentRangeEnd w:id="208"/>
-      <w:r>
-        <w:rPr>
-          <w:rStyle w:val="CommentReference"/>
-        </w:rPr>
-        <w:commentReference w:id="208"/>
+        <w:t>HVPS Power Chain: 12.47 kV mains → phase shift transformer (listed as 350 kW, to be verified) → primaries of phase control transformers (including thyristors and inductors) → secondaries drive four rectifier stacks → output (in parallel with filter capacitor and crowbar stacks)</w:t>
       </w:r>
     </w:p>
     <w:p>
@@ -21828,42 +21201,7 @@
         <w:ind w:left="360"/>
       </w:pPr>
       <w:r>
-        <w:rPr>
-          <w:i/>
-          <w:iCs/>
-          <w:color w:val="1F497D"/>
-          <w:sz w:val="18"/>
-          <w:szCs w:val="18"/>
-        </w:rPr>
-        <w:t xml:space="preserve">Sources: </w:t>
-      </w:r>
-      <w:r>
-        <w:rPr>
-          <w:rFonts w:ascii="Courier New" w:eastAsia="Courier New" w:hAnsi="Courier New" w:cs="Courier New"/>
-          <w:color w:val="1F497D"/>
-          <w:sz w:val="16"/>
-          <w:szCs w:val="16"/>
-        </w:rPr>
-        <w:t>hvps/architecture/designNotes/HoffmanBoxPPSWiring.docx</w:t>
-      </w:r>
-      <w:r>
-        <w:rPr>
-          <w:i/>
-          <w:iCs/>
-          <w:color w:val="1F497D"/>
-          <w:sz w:val="18"/>
-          <w:szCs w:val="18"/>
-        </w:rPr>
-        <w:t xml:space="preserve">, </w:t>
-      </w:r>
-      <w:r>
-        <w:rPr>
-          <w:rFonts w:ascii="Courier New" w:eastAsia="Courier New" w:hAnsi="Courier New" w:cs="Courier New"/>
-          <w:color w:val="1F497D"/>
-          <w:sz w:val="16"/>
-          <w:szCs w:val="16"/>
-        </w:rPr>
-        <w:t>RFSystemMPSRequirements.docx</w:t>
+        <w:t>Sources: hvps/architecture/designNotes/HoffmanBoxPPSWiring.docx, RFSystemMPSRequirements.docx MPS System Distinction: The HVPS controller has its own MPS for HVPS protection. The RF MPS system protects the klystron and cavities. These are distinct protection systems with different scopes.</w:t>
       </w:r>
     </w:p>
     <w:p>
@@ -23983,23 +23321,7 @@
         <w:ind w:left="360"/>
       </w:pPr>
       <w:r>
-        <w:rPr>
-          <w:i/>
-          <w:iCs/>
-          <w:color w:val="1F497D"/>
-          <w:sz w:val="18"/>
-          <w:szCs w:val="18"/>
-        </w:rPr>
-        <w:t xml:space="preserve">Protection philosophy: Any single source can disable SCR triggers or fire crowbar; redundancy ensures protection even with single-point failures. Filter inductor stored energy is safely discharged through Enerpro logic and secondary rectifiers. Source: </w:t>
-      </w:r>
-      <w:r>
-        <w:rPr>
-          <w:rFonts w:ascii="Courier New" w:eastAsia="Courier New" w:hAnsi="Courier New" w:cs="Courier New"/>
-          <w:color w:val="1F497D"/>
-          <w:sz w:val="16"/>
-          <w:szCs w:val="16"/>
-        </w:rPr>
-        <w:t>hvps/architecture/designNotes/RFSystemMPSRequirements.docx</w:t>
+        <w:t>Protection philosophy: Any single source can disable SCR triggers or fire crowbar; redundancy ensures protection even with single-point failures. Filter inductor stored energy is safely discharged through Enerpro logic and secondary rectifiers. Source: hvps/architecture/designNotes/RFSystemMPSRequirements.docx MPS System Distinction: The HVPS controller has its own MPS for HVPS protection. The RF MPS system protects the klystron and cavities. These are distinct protection systems with different scopes.</w:t>
       </w:r>
     </w:p>
     <w:p>
@@ -24012,7 +23334,7 @@
         <w:spacing w:before="40" w:after="40"/>
       </w:pPr>
       <w:r>
-        <w:t>Python Coordinator (EPICS/Ethernet): Voltage setpoint, readbacks, fault status</w:t>
+        <w:t>Python Coordinator (EPICS/Ethernet): Voltage setpoint, readbacks, fault status Note: The extent of Python software involvement in the current system is to be determined.</w:t>
       </w:r>
     </w:p>
     <w:p>
@@ -24039,10 +23361,7 @@
         <w:spacing w:before="40" w:after="40"/>
       </w:pPr>
       <w:r>
-        <w:t>HVPS voltage and current sent back t</w:t>
-      </w:r>
-      <w:r>
-        <w:t>o B132 as analog signals for RF MPS</w:t>
+        <w:t>HVPS voltage and current sent back to B132 as analog signals for RF MPS MPS System Distinction: The HVPS controller has its own MPS for HVPS protection. The RF MPS system protects the klystron and cavities. These are distinct protection systems with different scopes.</w:t>
       </w:r>
     </w:p>
     <w:p>
@@ -24092,55 +23411,7 @@
         <w:ind w:left="360"/>
       </w:pPr>
       <w:r>
-        <w:rPr>
-          <w:i/>
-          <w:iCs/>
-          <w:color w:val="1F497D"/>
-          <w:sz w:val="18"/>
-          <w:szCs w:val="18"/>
-        </w:rPr>
-        <w:lastRenderedPageBreak/>
-        <w:t xml:space="preserve">Scope clarification: The </w:t>
-      </w:r>
-      <w:r>
-        <w:rPr>
-          <w:i/>
-          <w:iCs/>
-          <w:color w:val="1F497D"/>
-          <w:sz w:val="18"/>
-          <w:szCs w:val="18"/>
-        </w:rPr>
-        <w:t>RF</w:t>
-      </w:r>
-      <w:r>
-        <w:rPr>
-          <w:i/>
-          <w:iCs/>
-          <w:color w:val="1F497D"/>
-          <w:sz w:val="18"/>
-          <w:szCs w:val="18"/>
-        </w:rPr>
-        <w:t xml:space="preserve"> MPS is the klystron/RF station equipment protection PLC. It is distinct from the facility-wide </w:t>
-      </w:r>
-      <w:r>
-        <w:rPr>
-          <w:b/>
-          <w:bCs/>
-          <w:color w:val="1F497D"/>
-          <w:sz w:val="18"/>
-          <w:szCs w:val="18"/>
-        </w:rPr>
-        <w:t>SPEAR MPS</w:t>
-      </w:r>
-      <w:r>
-        <w:rPr>
-          <w:i/>
-          <w:iCs/>
-          <w:color w:val="1F497D"/>
-          <w:sz w:val="18"/>
-          <w:szCs w:val="18"/>
-        </w:rPr>
-        <w:t>, which is an external system that provides a permit input signal to the Kly MPS via the Interface Chassis.</w:t>
+        <w:t>Scope clarification: The RF MPS is the klystron/RF station equipment protection PLC. It is distinct from the facility-wide SPEAR MPS, which is an external system that provides a permit input signal to the Kly MPS via the Interface Chassis. MPS System Distinction: The HVPS controller has its own MPS for HVPS protection. The RF MPS system protects the klystron and cavities. These are distinct protection systems with different scopes.</w:t>
       </w:r>
     </w:p>
     <w:p>
@@ -24158,10 +23429,7 @@
         <w:spacing w:before="60" w:after="80"/>
       </w:pPr>
       <w:r>
-        <w:rPr>
-          <w:color w:val="000000"/>
-        </w:rPr>
-        <w:t>The Klystron Machine Protection System (Kly MPS) is the subsystem-level protection controller for the SPEAR3 RF station. Its purpose is to aggregate fault status from all RF subsystems and external safety systems (including the SPEAR MPS permit), manage the overall klystron/RF permit, and coordinate fault recovery.</w:t>
+        <w:t>The Klystron Machine Protection System (Kly MPS) is the subsystem-level protection controller for the SPEAR3 RF station. Its purpose is to aggregate fault status from all RF subsystems and external safety systems (including the SPEAR MPS permit), manage the overall klystron and cavities/RF permit, and coordinate fault recovery. MPS System Distinction: The HVPS controller has its own MPS for HVPS protection. The RF MPS system protects the klystron and cavities. These are distinct protection systems with different scopes.</w:t>
       </w:r>
     </w:p>
     <w:p>
@@ -24169,25 +23437,7 @@
         <w:spacing w:before="60" w:after="80"/>
       </w:pPr>
       <w:r>
-        <w:rPr>
-          <w:color w:val="000000"/>
-        </w:rPr>
-        <w:t>The protection philosophy, as defined in the RF system MPS requirements (</w:t>
-      </w:r>
-      <w:r>
-        <w:rPr>
-          <w:rFonts w:ascii="Courier New" w:eastAsia="Courier New" w:hAnsi="Courier New" w:cs="Courier New"/>
-          <w:color w:val="000000"/>
-          <w:sz w:val="18"/>
-          <w:szCs w:val="18"/>
-        </w:rPr>
-        <w:t>hvps/architecture/designNotes/RFSystemMPSRequirements.docx</w:t>
-      </w:r>
-      <w:r>
-        <w:rPr>
-          <w:color w:val="000000"/>
-        </w:rPr>
-        <w:t>), is:</w:t>
+        <w:t>The protection philosophy, as defined in the RF system MPS requirements (hvps/architecture/designNotes/RFSystemMPSRequirements.docx), is: MPS System Distinction: The HVPS controller has its own MPS for HVPS protection. The RF MPS system protects the klystron and cavities. These are distinct protection systems with different scopes.</w:t>
       </w:r>
     </w:p>
     <w:p>
@@ -24261,46 +23511,7 @@
         <w:spacing w:before="60" w:after="80"/>
       </w:pPr>
       <w:r>
-        <w:rPr>
-          <w:color w:val="000000"/>
-        </w:rPr>
-        <w:t xml:space="preserve">The </w:t>
-      </w:r>
-      <w:r>
-        <w:rPr>
-          <w:color w:val="000000"/>
-        </w:rPr>
-        <w:t>RF</w:t>
-      </w:r>
-      <w:r>
-        <w:rPr>
-          <w:color w:val="000000"/>
-        </w:rPr>
-        <w:t xml:space="preserve"> </w:t>
-      </w:r>
-      <w:r>
-        <w:rPr>
-          <w:color w:val="000000"/>
-        </w:rPr>
-        <w:t xml:space="preserve">MPS does not directly control the LLRF9 or HVPS hardware. Instead, it provides permit and control signals to the Interface Chassis (Section 8), which performs the fast hardware AND-logic and drives the actual interlock outputs to the LLRF9 and HVPS controller. This separation ensures that hardware interlock response times remain at the microsecond scale (Interface Chassis), while the </w:t>
-      </w:r>
-      <w:r>
-        <w:rPr>
-          <w:color w:val="000000"/>
-        </w:rPr>
-        <w:t>RF</w:t>
-      </w:r>
-      <w:r>
-        <w:rPr>
-          <w:color w:val="000000"/>
-        </w:rPr>
-        <w:t xml:space="preserve"> </w:t>
-      </w:r>
-      <w:r>
-        <w:rPr>
-          <w:color w:val="000000"/>
-        </w:rPr>
-        <w:t>MPS operates at PLC scan rates (~milliseconds) for fault aggregation, logging, and coordination.</w:t>
+        <w:t>The RF MPS does not directly control the LLRF9 or HVPS hardware. Instead, it provides permit and control signals to the Interface Chassis (Section 8), which performs the fast hardware AND-logic and drives the actual interlock outputs to the LLRF9 and HVPS controller. This separation ensures that hardware interlock response times remain at the microsecond scale (Interface Chassis), while the RF MPS operates at PLC scan rates (~milliseconds) for fault aggregation, logging, and coordination. MPS System Distinction: The HVPS controller has its own MPS for HVPS protection. The RF MPS system protects the klystron and cavities. These are distinct protection systems with different scopes.</w:t>
       </w:r>
     </w:p>
     <w:p>
@@ -24318,38 +23529,7 @@
         <w:spacing w:before="60" w:after="80"/>
       </w:pPr>
       <w:r>
-        <w:rPr>
-          <w:color w:val="000000"/>
-        </w:rPr>
-        <w:t xml:space="preserve">The legacy Kly MPS uses an </w:t>
-      </w:r>
-      <w:r>
-        <w:rPr>
-          <w:b/>
-          <w:bCs/>
-          <w:color w:val="000000"/>
-        </w:rPr>
-        <w:t>Allen-Bradley PLC-5</w:t>
-      </w:r>
-      <w:r>
-        <w:rPr>
-          <w:color w:val="000000"/>
-        </w:rPr>
-        <w:t xml:space="preserve"> processor with </w:t>
-      </w:r>
-      <w:r>
-        <w:rPr>
-          <w:b/>
-          <w:bCs/>
-          <w:color w:val="000000"/>
-        </w:rPr>
-        <w:t>1771-series I/O modules</w:t>
-      </w:r>
-      <w:r>
-        <w:rPr>
-          <w:color w:val="000000"/>
-        </w:rPr>
-        <w:t>. It aggregates interlock signals from the RF system (via distributed analog modules and direct wiring), the HVPS, and external sources (SPEAR MPS permit, orbit interlock), and manages the RF permit chain.</w:t>
+        <w:t>The legacy Kly MPS uses an Allen-Bradley PLC-5 processor with 1771-series I/O modules. It aggregates interlock signals from the RF system (via distributed analog modules and direct wiring), the HVPS, and external sources (SPEAR MPS permit, orbit interlock), and manages the RF permit chain. MPS System Distinction: The HVPS controller has its own MPS for HVPS protection. The RF MPS system protects the klystron and cavities. These are distinct protection systems with different scopes.</w:t>
       </w:r>
     </w:p>
     <w:p>
@@ -24920,33 +24100,7 @@
         <w:spacing w:before="60" w:after="80"/>
       </w:pPr>
       <w:r>
-        <w:rPr>
-          <w:b/>
-          <w:bCs/>
-          <w:color w:val="000000"/>
-        </w:rPr>
-        <w:lastRenderedPageBreak/>
-        <w:t>Important</w:t>
-      </w:r>
-      <w:r>
-        <w:rPr>
-          <w:color w:val="000000"/>
-        </w:rPr>
-        <w:t xml:space="preserve">: The Kly MPS does </w:t>
-      </w:r>
-      <w:r>
-        <w:rPr>
-          <w:b/>
-          <w:bCs/>
-          <w:color w:val="000000"/>
-        </w:rPr>
-        <w:t>not</w:t>
-      </w:r>
-      <w:r>
-        <w:rPr>
-          <w:color w:val="000000"/>
-        </w:rPr>
-        <w:t xml:space="preserve"> directly drive the LLRF9 Enable, HVPS SCR ENABLE, or HVPS KLYSTRON CROWBAR signals. Those are Interface Chassis outputs, driven by the AND-logic of all input permits (see Section 8). The Kly MPS contributes its Summary Permit as one input to that AND gate.</w:t>
+        <w:t>Important: The Kly MPS does not directly drive the LLRF9 Enable, HVPS SCR ENABLE, or HVPS KLYSTRON CROWBAR signals. Those are Interface Chassis outputs, driven by the AND-logic of all input permits (see Section 8). The Kly MPS contributes its Summary Permit as one input to that AND gate. MPS System Distinction: The HVPS controller has its own MPS for HVPS protection. The RF MPS system protects the klystron and cavities. These are distinct protection systems with different scopes.</w:t>
       </w:r>
     </w:p>
     <w:p>
@@ -25291,7 +24445,7 @@
         <w:spacing w:before="40" w:after="40"/>
       </w:pPr>
       <w:r>
-        <w:t>Report detailed status to the Python/EPICS coordinator for operator diagnostics</w:t>
+        <w:t>Report detailed status to the Python/EPICS coordinator for operator diagnostics Note: The extent of Python software involvement in the current system is to be determined. Note: The soft IOC may be located in B137 (to be confirmed with controls group).</w:t>
       </w:r>
     </w:p>
     <w:p>
@@ -26076,7 +25230,7 @@
         <w:spacing w:before="40" w:after="40"/>
       </w:pPr>
       <w:r>
-        <w:t>Reporting complete system status to the Python/EPICS coordinator</w:t>
+        <w:t>Reporting complete system status to the Python/EPICS coordinator Note: The extent of Python software involvement in the current system is to be determined. Note: The soft IOC may be located in B137 (to be confirmed with controls group).</w:t>
       </w:r>
     </w:p>
     <w:p>
@@ -26603,28 +25757,7 @@
         <w:spacing w:before="60" w:after="80"/>
       </w:pPr>
       <w:r>
-        <w:rPr>
-          <w:color w:val="000000"/>
-        </w:rPr>
-        <w:t xml:space="preserve">The </w:t>
-      </w:r>
-      <w:r>
-        <w:rPr>
-          <w:color w:val="000000"/>
-        </w:rPr>
-        <w:t>EPICS</w:t>
-      </w:r>
-      <w:r>
-        <w:rPr>
-          <w:color w:val="000000"/>
-        </w:rPr>
-        <w:t xml:space="preserve"> </w:t>
-      </w:r>
-      <w:r>
-        <w:rPr>
-          <w:color w:val="000000"/>
-        </w:rPr>
-        <w:t>coordinator reads these PVs to:</w:t>
+        <w:t>The EPICS coordinator reads these PVs to: Note: The soft IOC may be located in B137 (to be confirmed with controls group).</w:t>
       </w:r>
     </w:p>
     <w:p>
@@ -27888,18 +27021,7 @@
         <w:spacing w:before="60" w:after="80"/>
       </w:pPr>
       <w:r>
-        <w:rPr>
-          <w:b/>
-          <w:bCs/>
-          <w:color w:val="000000"/>
-        </w:rPr>
-        <w:t>Primary inputs</w:t>
-      </w:r>
-      <w:r>
-        <w:rPr>
-          <w:color w:val="000000"/>
-        </w:rPr>
-        <w:t>: LLRF9 status, HVPS fiber-optic status, MPS permits/heartbeat/reset, SPEAR MPS, orbit interlock, arc detection, power monitoring, expansion ports</w:t>
+        <w:t>Primary inputs: LLRF9 status, HVPS fiber-optic status, MPS permits/heartbeat/reset, SPEAR MPS, orbit interlock, arc detection, power monitoring, expansion ports MPS System Distinction: The HVPS controller has its own MPS for HVPS protection. The RF MPS system protects the klystron and cavities. These are distinct protection systems with different scopes.</w:t>
       </w:r>
     </w:p>
     <w:p>
@@ -27907,18 +27029,7 @@
         <w:spacing w:before="60" w:after="80"/>
       </w:pPr>
       <w:r>
-        <w:rPr>
-          <w:b/>
-          <w:bCs/>
-          <w:color w:val="000000"/>
-        </w:rPr>
-        <w:t>Primary outputs</w:t>
-      </w:r>
-      <w:r>
-        <w:rPr>
-          <w:color w:val="000000"/>
-        </w:rPr>
-        <w:t>: LLRF9 enable, HVPS SCR ENABLE (fiber), HVPS CROWBAR (fiber), fault status reporting to MPS</w:t>
+        <w:t>Primary outputs: LLRF9 enable, HVPS SCR ENABLE (fiber), HVPS CROWBAR (fiber), fault status reporting to MPS MPS System Distinction: The HVPS controller has its own MPS for HVPS protection. The RF MPS system protects the klystron and cavities. These are distinct protection systems with different scopes.</w:t>
       </w:r>
     </w:p>
     <w:p>
@@ -28360,10 +27471,7 @@
         <w:spacing w:before="60" w:after="80"/>
       </w:pPr>
       <w:r>
-        <w:rPr>
-          <w:color w:val="000000"/>
-        </w:rPr>
-        <w:t>The PPS is the radiation and electrical safety interlock system managed by SLAC's radiation protection group. It controls two points in the HVPS power chain:</w:t>
+        <w:t>HVPS Power Chain: 12.47 kV mains → phase shift transformer (listed as 350 kW, to be verified) → primaries of phase control transformers (including thyristors and inductors) → secondaries drive four rectifier stacks → output (in parallel with filter capacitor and crowbar stacks)</w:t>
       </w:r>
     </w:p>
     <w:p>
@@ -29345,7 +28453,7 @@
         <w:spacing w:before="40" w:after="40"/>
       </w:pPr>
       <w:r>
-        <w:t>Python coordinator processes phase data and computes motor commands</w:t>
+        <w:t>Python coordinator processes phase data and computes motor commands Note: The extent of Python software involvement in the current system is to be determined.</w:t>
       </w:r>
     </w:p>
     <w:p>
@@ -29667,7 +28775,7 @@
         <w:spacing w:before="40" w:after="40"/>
       </w:pPr>
       <w:r>
-        <w:t>Python Coordinator: Tuner manager module processes phase data, commands motor moves, manages load angle</w:t>
+        <w:t>Python Coordinator: Tuner manager module processes phase data, commands motor moves, manages load angle Note: The extent of Python software involvement in the current system is to be determined.</w:t>
       </w:r>
     </w:p>
     <w:p>
@@ -29799,7 +28907,13 @@
         <w:spacing w:before="40" w:after="40"/>
       </w:pPr>
       <w:r>
-        <w:t>Enhanced klystron collector power protection — computes DC power minus RF power (vs. legacy forward power proxy) and triggers a hardware trip if collector power exceeds the limit</w:t>
+        <w:t>Collector Power Protection (Dual-Path Implementation):</w:t>
+        <w:br/>
+        <w:br/>
+        <w:t>Software Protection Path: HVPS loop monitors klystron forward power vs. maximum limit. When exceeded, HVPS voltage is reduced.</w:t>
+        <w:br/>
+        <w:br/>
+        <w:t>Hardware MPS Protection Path (~ms response): Fast interlock chassis has internal RF detector module. Takes coupled signal from klystron forward power, buffers detector output to burndy (J31?) via cross-connect monitored by channel 12 of AB analog input module 2. Channels 13 and 14 monitor HVPS V and I readbacks. AB controller performs arithmetic and removes MPS permit if collector power exceeds allowable value. Permit removal turns off both HVPS and drive power. MPS System Distinction: The HVPS controller has its own MPS for HVPS protection. The RF MPS system protects the klystron and cavities. These are distinct protection systems with different scopes.</w:t>
       </w:r>
     </w:p>
     <w:p>
@@ -31511,18 +30625,13 @@
         <w:spacing w:before="60" w:after="80"/>
       </w:pPr>
       <w:r>
-        <w:rPr>
-          <w:b/>
-          <w:bCs/>
-          <w:color w:val="000000"/>
-        </w:rPr>
-        <w:t>Enhanced collector power protection algorithm</w:t>
-      </w:r>
-      <w:r>
-        <w:rPr>
-          <w:color w:val="000000"/>
-        </w:rPr>
-        <w:t xml:space="preserve"> (improvement over legacy forward power proxy):</w:t>
+        <w:t>Collector Power Protection (Dual-Path Implementation):</w:t>
+        <w:br/>
+        <w:br/>
+        <w:t>Software Protection Path: HVPS loop monitors klystron forward power vs. maximum limit. When exceeded, HVPS voltage is reduced.</w:t>
+        <w:br/>
+        <w:br/>
+        <w:t>Hardware MPS Protection Path (~ms response): Fast interlock chassis has internal RF detector module. Takes coupled signal from klystron forward power, buffers detector output to burndy (J31?) via cross-connect monitored by channel 12 of AB analog input module 2. Channels 13 and 14 monitor HVPS V and I readbacks. AB controller performs arithmetic and removes MPS permit if collector power exceeds allowable value. Permit removal turns off both HVPS and drive power. MPS System Distinction: The HVPS controller has its own MPS for HVPS protection. The RF MPS system protects the klystron and cavities. These are distinct protection systems with different scopes.</w:t>
       </w:r>
     </w:p>
     <w:p>
@@ -31685,7 +30794,7 @@
         <w:spacing w:before="40" w:after="40"/>
       </w:pPr>
       <w:r>
-        <w:t>Python Coordinator (EPICS): Waveform readout, configuration, collector power trend monitoring</w:t>
+        <w:t>Python Coordinator (EPICS): Waveform readout, configuration, collector power trend monitoring Note: The extent of Python software involvement in the current system is to be determined.</w:t>
       </w:r>
     </w:p>
     <w:p>
@@ -32155,7 +31264,7 @@
         <w:spacing w:before="40" w:after="40"/>
       </w:pPr>
       <w:r>
-        <w:t>Python Coordinator: Reads arc fault status for operator displays and state machine fault handling</w:t>
+        <w:t>Python Coordinator: Reads arc fault status for operator displays and state machine fault handling Note: The extent of Python software involvement in the current system is to be determined.</w:t>
       </w:r>
     </w:p>
     <w:p>
@@ -32185,10 +31294,15 @@
         <w:spacing w:before="60" w:after="80"/>
       </w:pPr>
       <w:r>
-        <w:rPr>
-          <w:color w:val="000000"/>
-        </w:rPr>
-        <w:t>The current klystron heater control system is inherited from the PEP-II era and consists of a motor-driven variac for voltage adjustment, feeding a Kepko 5V/20A power supply (PS-2).</w:t>
+        <w:t>Heater Controller Upgrade: Commercial AC power supplies from TDK/Lambda, Ametek, Chroma, etc. Parts cost is higher, but as COTS items, labor cost is lower and there is no fabrication cost or effort. Heater Control Implementation:</w:t>
+        <w:br/>
+        <w:t>- Controlled by RF MPS, with EPICS readings via soft IOC</w:t>
+        <w:br/>
+        <w:t>- Voltage-controlled supplies: IOC sets frequency to 60 Hz over ethernet</w:t>
+        <w:br/>
+        <w:t>- Analog amplitude control: PLC sets power supply output, keeping current below maximum as supply ramps to 500 W</w:t>
+        <w:br/>
+        <w:t>- RMS Monitoring: Decision needed on independent RMS meters monitored by MPS vs. IOC ethernet readback to PLC Heater MPS Integration: Heater controller is part of RF MPS. Klystron does not give permit to operate unless heater has reached power level and timed out. EPICS system provides expert override to bypass timeout during short power dips.</w:t>
       </w:r>
     </w:p>
     <w:p>
@@ -33240,14 +32354,15 @@
         <w:jc w:val="center"/>
       </w:pPr>
       <w:r>
-        <w:rPr>
-          <w:i/>
-          <w:iCs/>
-          <w:color w:val="595959"/>
-          <w:sz w:val="18"/>
-          <w:szCs w:val="18"/>
-        </w:rPr>
-        <w:t>Figure 5 — Heater Controller Architecture</w:t>
+        <w:t>Figure 5 — Heater Controller Architecture Heater Control Implementation:</w:t>
+        <w:br/>
+        <w:t>- Controlled by RF MPS, with EPICS readings via soft IOC</w:t>
+        <w:br/>
+        <w:t>- Voltage-controlled supplies: IOC sets frequency to 60 Hz over ethernet</w:t>
+        <w:br/>
+        <w:t>- Analog amplitude control: PLC sets power supply output, keeping current below maximum as supply ramps to 500 W</w:t>
+        <w:br/>
+        <w:t>- RMS Monitoring: Decision needed on independent RMS meters monitored by MPS vs. IOC ethernet readback to PLC Heater MPS Integration: Heater controller is part of RF MPS. Klystron does not give permit to operate unless heater has reached power level and timed out. EPICS system provides expert override to bypass timeout during short power dips.</w:t>
       </w:r>
     </w:p>
     <w:p>
@@ -33340,20 +32455,8 @@
         </w:numPr>
         <w:spacing w:before="40" w:after="40"/>
       </w:pPr>
-      <w:commentRangeStart w:id="294"/>
-      <w:r>
-        <w:rPr>
-          <w:b/>
-          <w:bCs/>
-          <w:color w:val="000000"/>
-        </w:rPr>
-        <w:t>Python Coordinator</w:t>
-      </w:r>
-      <w:r>
-        <w:rPr>
-          <w:color w:val="000000"/>
-        </w:rPr>
-        <w:t xml:space="preserve"> (EPICS): Setpoint control, RMS readbacks, status, automated sequences</w:t>
+      <w:r>
+        <w:t>Python Coordinator (EPICS): Setpoint control, RMS readbacks, status, automated sequences Note: The extent of Python software involvement in the current system is to be determined.</w:t>
       </w:r>
     </w:p>
     <w:p>
@@ -33390,25 +32493,7 @@
         <w:spacing w:before="40" w:after="40"/>
       </w:pPr>
       <w:r>
-        <w:rPr>
-          <w:b/>
-          <w:bCs/>
-          <w:color w:val="000000"/>
-        </w:rPr>
-        <w:t>MPS</w:t>
-      </w:r>
-      <w:r>
-        <w:rPr>
-          <w:color w:val="000000"/>
-        </w:rPr>
-        <w:t>: Heater "ready" status required for RF permit</w:t>
-      </w:r>
-      <w:commentRangeEnd w:id="294"/>
-      <w:r>
-        <w:rPr>
-          <w:rStyle w:val="CommentReference"/>
-        </w:rPr>
-        <w:commentReference w:id="294"/>
+        <w:t>MPS: Heater "ready" status required for RF permit Heater MPS Integration: Heater controller is part of RF MPS. Klystron does not give permit to operate unless heater has reached power level and timed out. EPICS system provides expert override to bypass timeout during short power dips.</w:t>
       </w:r>
     </w:p>
     <w:p>
@@ -34151,35 +33236,16 @@
       <w:pPr>
         <w:pStyle w:val="Heading2"/>
       </w:pPr>
-      <w:bookmarkStart w:id="298" w:name="_Toc223702730"/>
-      <w:r>
-        <w:t>14.2 Upgraded Software — Python/EPICS Coordinator</w:t>
-      </w:r>
-      <w:bookmarkEnd w:id="298"/>
+      <w:r>
+        <w:t>14.2 Upgraded Software — Python/EPICS Coordinator Note: The extent of Python software involvement in the current system is to be determined. Note: The soft IOC may be located in B137 (to be confirmed with controls group).</w:t>
+      </w:r>
     </w:p>
     <w:p>
       <w:pPr>
         <w:spacing w:before="60" w:after="80"/>
       </w:pPr>
-      <w:commentRangeStart w:id="299"/>
-      <w:r>
-        <w:rPr>
-          <w:color w:val="000000"/>
-        </w:rPr>
-        <w:t>The upgrade replaces all SNL code with a Python/PyEPICS coordinator application that operates as a supervisory control layer at ~1 Hz. It is NOT in the fast safety path</w:t>
-      </w:r>
-      <w:commentRangeEnd w:id="299"/>
-      <w:r>
-        <w:rPr>
-          <w:rStyle w:val="CommentReference"/>
-        </w:rPr>
-        <w:commentReference w:id="299"/>
-      </w:r>
-      <w:r>
-        <w:rPr>
-          <w:color w:val="000000"/>
-        </w:rPr>
-        <w:t>.</w:t>
+      <w:r>
+        <w:t>The upgrade replaces all SNL code with a Python/PyEPICS coordinator application that operates as a supervisory control layer at ~1 Hz. It is NOT in the fast safety path. Note: The extent of Python software involvement in the current system is to be determined. Note: The soft IOC may be located in B137 (to be confirmed with controls group).</w:t>
       </w:r>
     </w:p>
     <w:p>
@@ -34970,10 +34036,7 @@
         <w:spacing w:before="60" w:after="80"/>
       </w:pPr>
       <w:r>
-        <w:rPr>
-          <w:color w:val="000000"/>
-        </w:rPr>
-        <w:t>This is the fastest loop in the system and is entirely closed inside the LLRF9 FPGA. The Python coordinator does NOT participate.</w:t>
+        <w:t>This is the fastest loop in the system and is entirely closed inside the LLRF9 FPGA. The Python coordinator does NOT participate. Note: The extent of Python software involvement in the current system is to be determined. Note: Manual specifies Spartan-6, but Dmitry may be using Artix FPGA (to be confirmed).</w:t>
       </w:r>
     </w:p>
     <w:p>
@@ -35562,10 +34625,7 @@
         <w:spacing w:before="60" w:after="80"/>
       </w:pPr>
       <w:r>
-        <w:rPr>
-          <w:color w:val="000000"/>
-        </w:rPr>
-        <w:t>The PLC handles low-level voltage regulation; the Python coordinator provides supervisory setpoint management.</w:t>
+        <w:t>The PLC handles low-level voltage regulation; the Python coordinator provides supervisory setpoint management. Note: The extent of Python software involvement in the current system is to be determined.</w:t>
       </w:r>
     </w:p>
     <w:p>
@@ -37485,9 +36545,8 @@
         </w:numPr>
         <w:spacing w:before="40" w:after="40"/>
       </w:pPr>
-      <w:commentRangeStart w:id="312"/>
-      <w:r>
-        <w:t>Comb filter loop (CFM) — Multi-bunch stabilization handled by LLRF9 FPGA</w:t>
+      <w:r>
+        <w:t>The VXI crate contains: CPU (Kinetics Systems IOC), Allen-Bradley communication module (VME, serial link to RF MPS crates), Clock Module, RFP (RF Processor) module - heart of fast feedback, three IQA modules (~1 MHz amplitude/phase detectors), and Arc Interface Module (receives arc signals from local control chassis). Note: CFM, GVF, GFF modules were used for PEP-II, but not SPEAR3. These modules were used for PEP-II, but not SPEAR3.</w:t>
       </w:r>
     </w:p>
     <w:p>
@@ -37500,22 +36559,7 @@
         <w:spacing w:before="40" w:after="40"/>
       </w:pPr>
       <w:r>
-        <w:t>Gap voltage feedback (</w:t>
-      </w:r>
-      <w:proofErr w:type="gramStart"/>
-      <w:r>
-        <w:t>GVF) —</w:t>
-      </w:r>
-      <w:proofErr w:type="gramEnd"/>
-      <w:r>
-        <w:t xml:space="preserve"> Cavity field stabilization handled by LLRF9 vector sum feedback</w:t>
-      </w:r>
-      <w:commentRangeEnd w:id="312"/>
-      <w:r>
-        <w:rPr>
-          <w:rStyle w:val="CommentReference"/>
-        </w:rPr>
-        <w:commentReference w:id="312"/>
+        <w:t>The VXI crate contains: CPU (Kinetics Systems IOC), Allen-Bradley communication module (VME, serial link to RF MPS crates), Clock Module, RFP (RF Processor) module - heart of fast feedback, three IQA modules (~1 MHz amplitude/phase detectors), and Arc Interface Module (receives arc signals from local control chassis). Note: CFM, GVF, GFF modules were used for PEP-II, but not SPEAR3. These modules were used for PEP-II, but not SPEAR3.</w:t>
       </w:r>
     </w:p>
     <w:p>
@@ -43659,7 +42703,7 @@
         <w:spacing w:before="40" w:after="40"/>
       </w:pPr>
       <w:r>
-        <w:t>Layer 1 — LLRF9 FPGA interlocks (&lt;1 μs): RF overvoltage, baseband window comparators, internal housekeeping. These are the fastest protection and act within the LLRF9 itself to disable the DAC output.</w:t>
+        <w:t>Layer 1 — LLRF9 FPGA interlocks (&lt;1 μs): RF overvoltage, baseband window comparators, internal housekeeping. These are the fastest protection and act within the LLRF9 itself to disable the DAC output. Note: Manual specifies Spartan-6, but Dmitry may be using Artix FPGA (to be confirmed).</w:t>
       </w:r>
     </w:p>
     <w:p>
@@ -43698,7 +42742,7 @@
         <w:spacing w:before="40" w:after="40"/>
       </w:pPr>
       <w:r>
-        <w:t>Layer 4 — Python Coordinator (~1 s): Supervisory monitoring, logging, fault analysis, and recovery sequencing. NOT in the fast safety path.</w:t>
+        <w:t>Layer 4 — Python Coordinator (~1 s): Supervisory monitoring, logging, fault analysis, and recovery sequencing. NOT in the fast safety path. Note: The extent of Python software involvement in the current system is to be determined.</w:t>
       </w:r>
     </w:p>
     <w:p>
@@ -46812,18 +45856,7 @@
         <w:spacing w:before="40" w:after="40"/>
       </w:pPr>
       <w:r>
-        <w:rPr>
-          <w:b/>
-          <w:bCs/>
-          <w:color w:val="000000"/>
-        </w:rPr>
-        <w:t>Kly MPS Integration</w:t>
-      </w:r>
-      <w:r>
-        <w:rPr>
-          <w:color w:val="000000"/>
-        </w:rPr>
-        <w:t>: Integrate Kly MPS with LLRF9, waveform buffer, arc detector, HVPS PLC, interface chassis, and software coordinator with existing RF signals</w:t>
+        <w:t>Kly MPS Integration: Integrate Kly MPS with LLRF9, waveform buffer, arc detector, HVPS PLC, interface chassis, and software coordinator with existing RF signals MPS System Distinction: The HVPS controller has its own MPS for HVPS protection. The RF MPS system protects the klystron and cavities. These are distinct protection systems with different scopes.</w:t>
       </w:r>
     </w:p>
     <w:p>
@@ -51859,6 +50892,35 @@
       </w:tr>
     </w:tbl>
     <w:p/>
+    <w:p>
+      <w:r>
+        <w:t>Expert Layer Architecture: In addition to the Operator Layer, there should be an Expert Layer with details used by system experts to control and read data from the system. The Expert Layer will include MATLAB tools, written both by Dmitry for the LLRF9 and written in-house for other systems.</w:t>
+        <w:br/>
+        <w:br/>
+        <w:t>LLRF9 Internal Connections: LLRF9-1 and LLRF9-2 will have internal connections between the two. Only LLRF9-1 may connect to the Interface Chassis (TBD).</w:t>
+        <w:br/>
+        <w:br/>
+        <w:t>Additional Interface Details:</w:t>
+        <w:br/>
+        <w:t>- HVPS has three fiber optic cables between Interface Chassis and HVPS high power system that do not go through the PLC</w:t>
+        <w:br/>
+        <w:t>- Motor control communication: Main soft IOC communicates with motion control via ethernet. The soft IOC monitors heartbeats from motion control and acts on the system if not seen (TBD)</w:t>
+        <w:br/>
+        <w:t>- Heater control connects to RF MPS system for voltage, current, and power monitoring</w:t>
+        <w:br/>
+        <w:t>- Hardware klystron collector power MPS: RF MPS PLC calculates based on RF detector and HVPS voltage/current from waveform buffer system</w:t>
+        <w:br/>
+        <w:t>- External MPS permits: SPEAR MPS and orbit interlock system feed into Interface Chassis Note: The soft IOC may be located in B137 (to be confirmed with controls group). MPS System Distinction: The HVPS controller has its own MPS for HVPS protection. The RF MPS system protects the klystron and cavities. These are distinct protection systems with different scopes. Heater Control Implementation:</w:t>
+        <w:br/>
+        <w:t>- Controlled by RF MPS, with EPICS readings via soft IOC</w:t>
+        <w:br/>
+        <w:t>- Voltage-controlled supplies: IOC sets frequency to 60 Hz over ethernet</w:t>
+        <w:br/>
+        <w:t>- Analog amplitude control: PLC sets power supply output, keeping current below maximum as supply ramps to 500 W</w:t>
+        <w:br/>
+        <w:t>- RMS Monitoring: Decision needed on independent RMS meters monitored by MPS vs. IOC ethernet readback to PLC Heater MPS Integration: Heater controller is part of RF MPS. Klystron does not give permit to operate unless heater has reached power level and timed out. EPICS system provides expert override to bypass timeout during short power dips.</w:t>
+      </w:r>
+    </w:p>
     <w:sectPr>
       <w:headerReference w:type="default" r:id="rId17"/>
       <w:footerReference w:type="default" r:id="rId18"/>
